--- a/熊猫成仙，从青竹山开始/第一卷 龙蛇起陆/第007章 这头兽不肯进镇.docx
+++ b/熊猫成仙，从青竹山开始/第一卷 龙蛇起陆/第007章 这头兽不肯进镇.docx
@@ -76,6 +76,20 @@
           <w:szCs w:val="27"/>
         </w:rPr>
         <w:t xml:space="preserve">没有一个人喊他仙师。</w:t>
+      </w:r>
+    </w:p>
+    <w:p>
+      <w:pPr>
+        <w:spacing w:line="468" w:lineRule="auto" w:after="149"/>
+        <w:ind w:firstLineChars="200" w:firstLine="540"/>
+      </w:pPr>
+      <w:r>
+        <w:rPr>
+          <w:rFonts w:ascii="Times New Roman" w:hAnsi="Times New Roman" w:eastAsia="宋体" w:cs="Times New Roman"/>
+          <w:sz w:val="27"/>
+          <w:szCs w:val="27"/>
+        </w:rPr>
+        <w:t xml:space="preserve">篓子小。他缩成一团，屁股顶着篓底，尾巴从篓缝里伸出去一截。竹长庚伸手把那截尾巴按回去，走了几步，尾巴又出来了，他没再按。</w:t>
       </w:r>
     </w:p>
     <w:p>
